--- a/Reporte_Tecnico.docx
+++ b/Reporte_Tecnico.docx
@@ -1115,33 +1115,6 @@
           </w:p>
         </w:tc>
       </w:tr>
-      <w:tr>
-        <w:tc>
-          <w:tcPr>
-            <w:tcW w:w="2503" w:type="dxa"/>
-          </w:tcPr>
-          <w:p>
-            <w:pPr/>
-            <w:r>
-              <w:rPr>
-                <w:rStyle w:val="CodeChar"/>
-              </w:rPr>
-              <w:t xml:space="preserve">texto</w:t>
-            </w:r>
-          </w:p>
-        </w:tc>
-        <w:tc>
-          <w:tcPr>
-            <w:tcW w:w="6856" w:type="dxa"/>
-          </w:tcPr>
-          <w:p>
-            <w:pPr/>
-            <w:r>
-              <w:t xml:space="preserve">Copia del contenido del documento</w:t>
-            </w:r>
-          </w:p>
-        </w:tc>
-      </w:tr>
     </w:tbl>
     <w:p>
       <w:pPr/>
@@ -1174,6 +1147,39 @@
       </w:r>
       <w:r>
         <w:t xml:space="preserve"> y se agrega al historial de impresión.</w:t>
+      </w:r>
+    </w:p>
+    <w:p>
+      <w:pPr/>
+      <w:r>
+        <w:t xml:space="preserve">El trabajo </w:t>
+      </w:r>
+      <w:r>
+        <w:rPr>
+          <w:b/>
+        </w:rPr>
+        <w:t xml:space="preserve">no guarda el contenido del documento</w:t>
+      </w:r>
+      <w:r>
+        <w:t xml:space="preserve">. Ese contenido vive en el archivo </w:t>
+      </w:r>
+      <w:r>
+        <w:rPr>
+          <w:rStyle w:val="CodeChar"/>
+        </w:rPr>
+        <w:t xml:space="preserve">trabajo_NN.txt</w:t>
+      </w:r>
+      <w:r>
+        <w:t xml:space="preserve">, donde </w:t>
+      </w:r>
+      <w:r>
+        <w:rPr>
+          <w:rStyle w:val="CodeChar"/>
+        </w:rPr>
+        <w:t xml:space="preserve">NN</w:t>
+      </w:r>
+      <w:r>
+        <w:t xml:space="preserve"> es el folio, escrito en el momento del envío y leído al imprimirlo.</w:t>
       </w:r>
     </w:p>
     <w:p>
@@ -1236,22 +1242,13 @@
     <w:p>
       <w:pPr/>
       <w:r>
-        <w:t xml:space="preserve">El punto de unión es el envío a impresión. Al enviar, la aplicación entrega el contenido del documento al gestor, que guarda </w:t>
-      </w:r>
-      <w:r>
-        <w:rPr>
-          <w:b/>
-        </w:rPr>
-        <w:t xml:space="preserve">su propia copia</w:t>
-      </w:r>
-      <w:r>
-        <w:t xml:space="preserve"> dentro del trabajo.</w:t>
-      </w:r>
-    </w:p>
-    <w:p>
-      <w:pPr/>
-      <w:r>
-        <w:t xml:space="preserve">El campo que lo hace posible es un arreglo, no un puntero:</w:t>
+        <w:t xml:space="preserve">El punto de unión es el envío a impresión. Al enviar, la aplicación escribe el contenido del documento en un archivo propio del trabajo, y el gestor encola solo sus datos de control.</w:t>
+      </w:r>
+    </w:p>
+    <w:p>
+      <w:pPr/>
+      <w:r>
+        <w:t xml:space="preserve">El nombre del archivo se deriva del folio que el gestor asigna al trabajo:</w:t>
       </w:r>
     </w:p>
     <w:p>
@@ -1261,13 +1258,15 @@
       <w:bookmarkStart w:id="6" w:name="bongo_lang_c_6"/>
       <w:bookmarkEnd w:id="6"/>
       <w:r>
-        <w:t xml:space="preserve">char texto[COLA_MAX_TEXTO];   /* copia inmutable del documento */</w:t>
-      </w:r>
-    </w:p>
-    <w:p>
-      <w:pPr/>
-      <w:r>
-        <w:t xml:space="preserve">Al encolar se copian los bytes, así que el trabajo deja de depender del buffer del editor. Si fuera un puntero, el trabajo encolado apuntaría al texto vivo y editar el documento después cambiaría lo que la impresora va a imprimir.</w:t>
+        <w:t xml:space="preserve">sprintf(archivo, "trabajo_%02d.txt", registrado.id);</w:t>
+        <w:br/>
+        <w:t xml:space="preserve">guardarDocumento(e, archivo);</w:t>
+      </w:r>
+    </w:p>
+    <w:p>
+      <w:pPr/>
+      <w:r>
+        <w:t xml:space="preserve">El archivo se escribe una sola vez, en el momento del envío, y nadie lo vuelve a tocar. Al imprimir, el contenido se lee de ahí. Si la cola guardara un puntero al texto vivo del editor, editar el documento después cambiaría lo que la impresora va a imprimir.</w:t>
       </w:r>
     </w:p>
     <w:p>
@@ -1279,10 +1278,10 @@
         <w:rPr>
           <w:b/>
         </w:rPr>
-        <w:t xml:space="preserve">los dos módulos no comparten memoria</w:t>
-      </w:r>
-      <w:r>
-        <w:t xml:space="preserve">. Lo único que cruza entre ellos es una copia del contenido en el instante del envío. Por eso el caso de prueba 8 se cumple por diseño y no por disciplina del programador: no hay ningún punto del código donde haya que acordarse de copiar el texto.</w:t>
+        <w:t xml:space="preserve">los dos módulos no comparten memoria ni estructura</w:t>
+      </w:r>
+      <w:r>
+        <w:t xml:space="preserve">. Lo único que cruza entre ellos es un archivo escrito en el instante del envío. Por eso el caso de prueba 8 se cumple por diseño: el archivo se escribe una sola vez y nadie lo vuelve a tocar, así que no hay ningún punto del código donde haya que acordarse de preservar el texto.</w:t>
       </w:r>
     </w:p>
     <w:p>
@@ -1408,7 +1407,7 @@
           <w:p>
             <w:pPr/>
             <w:r>
-              <w:t xml:space="preserve">44 de 44</w:t>
+              <w:t xml:space="preserve">42 de 42</w:t>
             </w:r>
           </w:p>
         </w:tc>
@@ -1446,7 +1445,7 @@
           <w:p>
             <w:pPr/>
             <w:r>
-              <w:t xml:space="preserve">18 de 18</w:t>
+              <w:t xml:space="preserve">22 de 22</w:t>
             </w:r>
           </w:p>
         </w:tc>
@@ -1458,7 +1457,7 @@
         <w:rPr>
           <w:b/>
         </w:rPr>
-        <w:t xml:space="preserve">62 verificaciones, todas en verde.</w:t>
+        <w:t xml:space="preserve">64 verificaciones, todas en verde.</w:t>
       </w:r>
       <w:r>
         <w:t xml:space="preserve"> Las salidas completas de consola están en </w:t>

--- a/Reporte_Tecnico.docx
+++ b/Reporte_Tecnico.docx
@@ -2290,7 +2290,7 @@
     <w:p>
       <w:pPr/>
       <w:r>
-        <w:t xml:space="preserve">El trabajo que ya estaba en la cola conserva el texto original.</w:t>
+        <w:t xml:space="preserve">El archivo escrito al enviarlo conserva el texto original.</w:t>
       </w:r>
     </w:p>
     <w:p>
@@ -2331,34 +2331,22 @@
     </w:p>
     <w:p>
       <w:pPr>
-        <w:pStyle w:val="Heading3"/>
-      </w:pPr>
-      <w:r>
-        <w:t xml:space="preserve">Caso 3 en detalle</w:t>
-      </w:r>
-    </w:p>
-    <w:p>
-      <w:pPr/>
-      <w:r>
-        <w:t xml:space="preserve">Es el que sostiene la política no expropiativa. Con un trabajo de prioridad baja en curso y uno de prioridad alta recién encolado, el despachador responde:</w:t>
-      </w:r>
-    </w:p>
-    <w:p>
-      <w:pPr>
-        <w:pStyle w:val="Code"/>
-      </w:pPr>
-      <w:r>
-        <w:t xml:space="preserve">[i] La impresora esta ocupada con #1 Informe-Baja.</w:t>
-        <w:br/>
-        <w:t xml:space="preserve">    El trabajo en curso no se interrumpe aunque haya</w:t>
-        <w:br/>
-        <w:t xml:space="preserve">    pendientes de mayor prioridad.</w:t>
-      </w:r>
-    </w:p>
-    <w:p>
-      <w:pPr/>
-      <w:r>
-        <w:t xml:space="preserve">El estado de las colas confirma que el urgente quedó en espera mientras el trabajo en curso sigue en Procesando. Al finalizarlo, el urgente entra de inmediato.</w:t>
+        <w:pStyle w:val="Heading4"/>
+      </w:pPr>
+      <w:r>
+        <w:t xml:space="preserve">El archivo del trabajo, paso a paso</w:t>
+      </w:r>
+    </w:p>
+    <w:p>
+      <w:pPr/>
+      <w:r>
+        <w:t xml:space="preserve">La secuencia completa de la persistencia en disco, desde el envío hasta la impresión.</w:t>
+      </w:r>
+    </w:p>
+    <w:p>
+      <w:pPr/>
+      <w:r>
+        <w:t xml:space="preserve">Al enviar el documento se escribe su archivo y el programa informa cuántos caracteres guardó.</w:t>
       </w:r>
     </w:p>
     <w:p>
@@ -2366,13 +2354,13 @@
       <w:r>
         <w:drawing>
           <wp:inline distT="0" distB="0" distL="0" distR="0">
-            <wp:extent cx="4857750" cy="1200150"/>
-            <wp:docPr id="13" name="image13" descr="Mensaje de que la impresora esta ocupada y el trabajo en curso no se interrumpe"/>
+            <wp:extent cx="4867275" cy="1524000"/>
+            <wp:docPr id="13" name="image13" descr="Trabajo encolado y documento guardado en trabajo_01.txt con 20 caracteres"/>
             <a:graphic xmlns:a="http://schemas.openxmlformats.org/drawingml/2006/main">
               <a:graphicData uri="http://schemas.openxmlformats.org/drawingml/2006/picture">
                 <pic:pic xmlns:pic="http://schemas.openxmlformats.org/drawingml/2006/picture">
                   <pic:nvPicPr>
-                    <pic:cNvPr id="13" name="image13" descr="Mensaje de que la impresora esta ocupada y el trabajo en curso no se interrumpe"/>
+                    <pic:cNvPr id="13" name="image13" descr="Trabajo encolado y documento guardado en trabajo_01.txt con 20 caracteres"/>
                     <pic:cNvPicPr/>
                   </pic:nvPicPr>
                   <pic:blipFill>
@@ -2384,7 +2372,7 @@
                   <pic:spPr>
                     <a:xfrm>
                       <a:off x="0" y="0"/>
-                      <a:ext cx="4857750" cy="1200150"/>
+                      <a:ext cx="4867275" cy="1524000"/>
                     </a:xfrm>
                     <a:prstGeom prst="rect">
                       <a:avLst/>
@@ -2400,7 +2388,7 @@
     <w:p>
       <w:pPr/>
       <w:r>
-        <w:t xml:space="preserve">Estado antes de que llegue el trabajo urgente: Informe-Baja en curso, marcado como Procesando.</w:t>
+        <w:t xml:space="preserve">El archivo queda en el directorio desde el que se ejecutó el programa, con los mismos 20 bytes.</w:t>
       </w:r>
     </w:p>
     <w:p>
@@ -2408,13 +2396,13 @@
       <w:r>
         <w:drawing>
           <wp:inline distT="0" distB="0" distL="0" distR="0">
-            <wp:extent cx="5238750" cy="2219325"/>
-            <wp:docPr id="14" name="image14" descr="Estado con Informe-Baja en curso y las tres colas vacias"/>
+            <wp:extent cx="4972050" cy="2781300"/>
+            <wp:docPr id="14" name="image14" descr="Listado del directorio mostrando trabajo_01.txt de 20 bytes"/>
             <a:graphic xmlns:a="http://schemas.openxmlformats.org/drawingml/2006/main">
               <a:graphicData uri="http://schemas.openxmlformats.org/drawingml/2006/picture">
                 <pic:pic xmlns:pic="http://schemas.openxmlformats.org/drawingml/2006/picture">
                   <pic:nvPicPr>
-                    <pic:cNvPr id="14" name="image14" descr="Estado con Informe-Baja en curso y las tres colas vacias"/>
+                    <pic:cNvPr id="14" name="image14" descr="Listado del directorio mostrando trabajo_01.txt de 20 bytes"/>
                     <pic:cNvPicPr/>
                   </pic:nvPicPr>
                   <pic:blipFill>
@@ -2426,7 +2414,7 @@
                   <pic:spPr>
                     <a:xfrm>
                       <a:off x="0" y="0"/>
-                      <a:ext cx="5238750" cy="2219325"/>
+                      <a:ext cx="4972050" cy="2781300"/>
                     </a:xfrm>
                     <a:prstGeom prst="rect">
                       <a:avLst/>
@@ -2442,7 +2430,7 @@
     <w:p>
       <w:pPr/>
       <w:r>
-        <w:t xml:space="preserve">Con el urgente ya encolado, el trabajo en curso sigue siendo el mismo y el urgente espera en la cola Alta.</w:t>
+        <w:t xml:space="preserve">Después se edita el documento, que pasa a ser más largo que lo guardado.</w:t>
       </w:r>
     </w:p>
     <w:p>
@@ -2450,13 +2438,13 @@
       <w:r>
         <w:drawing>
           <wp:inline distT="0" distB="0" distL="0" distR="0">
-            <wp:extent cx="5114925" cy="2781300"/>
-            <wp:docPr id="15" name="image15" descr="Estado con Informe-Baja en curso y Urgente-Alta en espera"/>
+            <wp:extent cx="4829175" cy="1143000"/>
+            <wp:docPr id="15" name="image15" descr="El documento actual muestra el texto ya editado"/>
             <a:graphic xmlns:a="http://schemas.openxmlformats.org/drawingml/2006/main">
               <a:graphicData uri="http://schemas.openxmlformats.org/drawingml/2006/picture">
                 <pic:pic xmlns:pic="http://schemas.openxmlformats.org/drawingml/2006/picture">
                   <pic:nvPicPr>
-                    <pic:cNvPr id="15" name="image15" descr="Estado con Informe-Baja en curso y Urgente-Alta en espera"/>
+                    <pic:cNvPr id="15" name="image15" descr="El documento actual muestra el texto ya editado"/>
                     <pic:cNvPicPr/>
                   </pic:nvPicPr>
                   <pic:blipFill>
@@ -2468,7 +2456,7 @@
                   <pic:spPr>
                     <a:xfrm>
                       <a:off x="0" y="0"/>
-                      <a:ext cx="5114925" cy="2781300"/>
+                      <a:ext cx="4829175" cy="1143000"/>
                     </a:xfrm>
                     <a:prstGeom prst="rect">
                       <a:avLst/>
@@ -2484,7 +2472,7 @@
     <w:p>
       <w:pPr/>
       <w:r>
-        <w:t xml:space="preserve">Al finalizar el trabajo en curso, el urgente entra de inmediato.</w:t>
+        <w:t xml:space="preserve">Al imprimir, el contenido se recupera del archivo: la versión original, no la editada.</w:t>
       </w:r>
     </w:p>
     <w:p>
@@ -2492,13 +2480,13 @@
       <w:r>
         <w:drawing>
           <wp:inline distT="0" distB="0" distL="0" distR="0">
-            <wp:extent cx="5067300" cy="1209675"/>
-            <wp:docPr id="16" name="image16" descr="Urgente-Alta pasa a Procesando"/>
+            <wp:extent cx="5067300" cy="1571625"/>
+            <wp:docPr id="16" name="image16" descr="La impresora recupera de trabajo_01.txt el texto Contrato version uno"/>
             <a:graphic xmlns:a="http://schemas.openxmlformats.org/drawingml/2006/main">
               <a:graphicData uri="http://schemas.openxmlformats.org/drawingml/2006/picture">
                 <pic:pic xmlns:pic="http://schemas.openxmlformats.org/drawingml/2006/picture">
                   <pic:nvPicPr>
-                    <pic:cNvPr id="16" name="image16" descr="Urgente-Alta pasa a Procesando"/>
+                    <pic:cNvPr id="16" name="image16" descr="La impresora recupera de trabajo_01.txt el texto Contrato version uno"/>
                     <pic:cNvPicPr/>
                   </pic:nvPicPr>
                   <pic:blipFill>
@@ -2510,7 +2498,7 @@
                   <pic:spPr>
                     <a:xfrm>
                       <a:off x="0" y="0"/>
-                      <a:ext cx="5067300" cy="1209675"/>
+                      <a:ext cx="5067300" cy="1571625"/>
                     </a:xfrm>
                     <a:prstGeom prst="rect">
                       <a:avLst/>
@@ -2524,29 +2512,9 @@
       </w:r>
     </w:p>
     <w:p>
-      <w:pPr>
-        <w:pStyle w:val="Heading3"/>
-      </w:pPr>
-      <w:r>
-        <w:t xml:space="preserve">Caso del simulador</w:t>
-      </w:r>
-    </w:p>
-    <w:p>
-      <w:pPr/>
-      <w:r>
-        <w:t xml:space="preserve">Con los datos del enunciado — A (5, normal), B (2, alta), C (10, normal), D (3, alta), E (8, baja), registrados en ese orden — las colas quedan así antes de atender nada:</w:t>
-      </w:r>
-    </w:p>
-    <w:p>
-      <w:pPr>
-        <w:pStyle w:val="Code"/>
-      </w:pPr>
-      <w:r>
-        <w:t xml:space="preserve">ALTA:    Documento B -&gt; Documento D</w:t>
-        <w:br/>
-        <w:t xml:space="preserve">NORMAL:  Documento A -&gt; Documento C</w:t>
-        <w:br/>
-        <w:t xml:space="preserve">BAJA:    Documento E</w:t>
+      <w:pPr/>
+      <w:r>
+        <w:t xml:space="preserve">Al finalizar, el trabajo pasa a Completado y entra al historial.</w:t>
       </w:r>
     </w:p>
     <w:p>
@@ -2554,13 +2522,13 @@
       <w:r>
         <w:drawing>
           <wp:inline distT="0" distB="0" distL="0" distR="0">
-            <wp:extent cx="5057775" cy="4010025"/>
-            <wp:docPr id="17" name="image17" descr="Estado inicial con B y D en Alta, A y C en Normal, E en Baja"/>
+            <wp:extent cx="5143500" cy="1104900"/>
+            <wp:docPr id="17" name="image17" descr="Trabajo marcado como Completado y agregado al historial"/>
             <a:graphic xmlns:a="http://schemas.openxmlformats.org/drawingml/2006/main">
               <a:graphicData uri="http://schemas.openxmlformats.org/drawingml/2006/picture">
                 <pic:pic xmlns:pic="http://schemas.openxmlformats.org/drawingml/2006/picture">
                   <pic:nvPicPr>
-                    <pic:cNvPr id="17" name="image17" descr="Estado inicial con B y D en Alta, A y C en Normal, E en Baja"/>
+                    <pic:cNvPr id="17" name="image17" descr="Trabajo marcado como Completado y agregado al historial"/>
                     <pic:cNvPicPr/>
                   </pic:nvPicPr>
                   <pic:blipFill>
@@ -2572,7 +2540,7 @@
                   <pic:spPr>
                     <a:xfrm>
                       <a:off x="0" y="0"/>
-                      <a:ext cx="5057775" cy="4010025"/>
+                      <a:ext cx="5143500" cy="1104900"/>
                     </a:xfrm>
                     <a:prstGeom prst="rect">
                       <a:avLst/>
@@ -2583,6 +2551,124 @@
             </a:graphic>
           </wp:inline>
         </w:drawing>
+      </w:r>
+    </w:p>
+    <w:p>
+      <w:pPr/>
+      <w:r>
+        <w:t xml:space="preserve">[image: Historial de impresión con el trabajo Contrato completado]</w:t>
+      </w:r>
+    </w:p>
+    <w:p>
+      <w:pPr/>
+      <w:r>
+        <w:t xml:space="preserve">Los números coinciden entre las tres capturas clave: 20 caracteres al guardar, 20 bytes en el disco y el mismo texto al imprimir.</w:t>
+      </w:r>
+    </w:p>
+    <w:p>
+      <w:pPr>
+        <w:pStyle w:val="Heading3"/>
+      </w:pPr>
+      <w:r>
+        <w:t xml:space="preserve">Caso 3 en detalle</w:t>
+      </w:r>
+    </w:p>
+    <w:p>
+      <w:pPr/>
+      <w:r>
+        <w:t xml:space="preserve">Es el que sostiene la política no expropiativa. Con un trabajo de prioridad baja en curso y uno de prioridad alta recién encolado, el despachador responde:</w:t>
+      </w:r>
+    </w:p>
+    <w:p>
+      <w:pPr>
+        <w:pStyle w:val="Code"/>
+      </w:pPr>
+      <w:r>
+        <w:t xml:space="preserve">[i] La impresora esta ocupada con #1 Informe-Baja.</w:t>
+        <w:br/>
+        <w:t xml:space="preserve">    El trabajo en curso no se interrumpe aunque haya</w:t>
+        <w:br/>
+        <w:t xml:space="preserve">    pendientes de mayor prioridad.</w:t>
+      </w:r>
+    </w:p>
+    <w:p>
+      <w:pPr/>
+      <w:r>
+        <w:t xml:space="preserve">El estado de las colas confirma que el urgente quedó en espera mientras el trabajo en curso sigue en Procesando. Al finalizarlo, el urgente entra de inmediato.</w:t>
+      </w:r>
+    </w:p>
+    <w:p>
+      <w:pPr/>
+      <w:r>
+        <w:t xml:space="preserve">[image: Mensaje de que la impresora esta ocupada y el trabajo en curso no se interrumpe]</w:t>
+      </w:r>
+    </w:p>
+    <w:p>
+      <w:pPr/>
+      <w:r>
+        <w:t xml:space="preserve">Estado antes de que llegue el trabajo urgente: Informe-Baja en curso, marcado como Procesando.</w:t>
+      </w:r>
+    </w:p>
+    <w:p>
+      <w:pPr/>
+      <w:r>
+        <w:t xml:space="preserve">[image: Estado con Informe-Baja en curso y las tres colas vacias]</w:t>
+      </w:r>
+    </w:p>
+    <w:p>
+      <w:pPr/>
+      <w:r>
+        <w:t xml:space="preserve">Con el urgente ya encolado, el trabajo en curso sigue siendo el mismo y el urgente espera en la cola Alta.</w:t>
+      </w:r>
+    </w:p>
+    <w:p>
+      <w:pPr/>
+      <w:r>
+        <w:t xml:space="preserve">[image: Estado con Informe-Baja en curso y Urgente-Alta en espera]</w:t>
+      </w:r>
+    </w:p>
+    <w:p>
+      <w:pPr/>
+      <w:r>
+        <w:t xml:space="preserve">Al finalizar el trabajo en curso, el urgente entra de inmediato.</w:t>
+      </w:r>
+    </w:p>
+    <w:p>
+      <w:pPr/>
+      <w:r>
+        <w:t xml:space="preserve">[image: Urgente-Alta pasa a Procesando]</w:t>
+      </w:r>
+    </w:p>
+    <w:p>
+      <w:pPr>
+        <w:pStyle w:val="Heading3"/>
+      </w:pPr>
+      <w:r>
+        <w:t xml:space="preserve">Caso del simulador</w:t>
+      </w:r>
+    </w:p>
+    <w:p>
+      <w:pPr/>
+      <w:r>
+        <w:t xml:space="preserve">Con los datos del enunciado — A (5, normal), B (2, alta), C (10, normal), D (3, alta), E (8, baja), registrados en ese orden — las colas quedan así antes de atender nada:</w:t>
+      </w:r>
+    </w:p>
+    <w:p>
+      <w:pPr>
+        <w:pStyle w:val="Code"/>
+      </w:pPr>
+      <w:r>
+        <w:t xml:space="preserve">ALTA:    Documento B -&gt; Documento D</w:t>
+        <w:br/>
+        <w:t xml:space="preserve">NORMAL:  Documento A -&gt; Documento C</w:t>
+        <w:br/>
+        <w:t xml:space="preserve">BAJA:    Documento E</w:t>
+      </w:r>
+    </w:p>
+    <w:p>
+      <w:pPr/>
+      <w:r>
+        <w:t xml:space="preserve">[image: Estado inicial con B y D en Alta, A y C en Normal, E en Baja]</w:t>
       </w:r>
     </w:p>
     <w:p>

--- a/Reporte_Tecnico.docx
+++ b/Reporte_Tecnico.docx
@@ -2388,6 +2388,42 @@
     <w:p>
       <w:pPr/>
       <w:r>
+        <w:drawing>
+          <wp:inline distT="0" distB="0" distL="0" distR="0">
+            <wp:extent cx="4867275" cy="1524000"/>
+            <wp:docPr id="18" name="image18" descr="Trabajo encolado y documento guardado en trabajo_01.txt"/>
+            <a:graphic xmlns:a="http://schemas.openxmlformats.org/drawingml/2006/main">
+              <a:graphicData uri="http://schemas.openxmlformats.org/drawingml/2006/picture">
+                <pic:pic xmlns:pic="http://schemas.openxmlformats.org/drawingml/2006/picture">
+                  <pic:nvPicPr>
+                    <pic:cNvPr id="18" name="image18" descr="Trabajo encolado y documento guardado en trabajo_01.txt"/>
+                    <pic:cNvPicPr/>
+                  </pic:nvPicPr>
+                  <pic:blipFill>
+                    <a:blip r:embed="rId20"/>
+                    <a:stretch>
+                      <a:fillRect/>
+                    </a:stretch>
+                  </pic:blipFill>
+                  <pic:spPr>
+                    <a:xfrm>
+                      <a:off x="0" y="0"/>
+                      <a:ext cx="4867275" cy="1524000"/>
+                    </a:xfrm>
+                    <a:prstGeom prst="rect">
+                      <a:avLst/>
+                    </a:prstGeom>
+                  </pic:spPr>
+                </pic:pic>
+              </a:graphicData>
+            </a:graphic>
+          </wp:inline>
+        </w:drawing>
+      </w:r>
+    </w:p>
+    <w:p>
+      <w:pPr/>
+      <w:r>
         <w:t xml:space="preserve">El archivo queda en el directorio desde el que se ejecutó el programa, con los mismos 20 bytes.</w:t>
       </w:r>
     </w:p>
@@ -2430,6 +2466,42 @@
     <w:p>
       <w:pPr/>
       <w:r>
+        <w:drawing>
+          <wp:inline distT="0" distB="0" distL="0" distR="0">
+            <wp:extent cx="4972050" cy="2781300"/>
+            <wp:docPr id="19" name="image19" descr="Listado del directorio mostrando trabajo_01.txt de 20 bytes"/>
+            <a:graphic xmlns:a="http://schemas.openxmlformats.org/drawingml/2006/main">
+              <a:graphicData uri="http://schemas.openxmlformats.org/drawingml/2006/picture">
+                <pic:pic xmlns:pic="http://schemas.openxmlformats.org/drawingml/2006/picture">
+                  <pic:nvPicPr>
+                    <pic:cNvPr id="19" name="image19" descr="Listado del directorio mostrando trabajo_01.txt de 20 bytes"/>
+                    <pic:cNvPicPr/>
+                  </pic:nvPicPr>
+                  <pic:blipFill>
+                    <a:blip r:embed="rId21"/>
+                    <a:stretch>
+                      <a:fillRect/>
+                    </a:stretch>
+                  </pic:blipFill>
+                  <pic:spPr>
+                    <a:xfrm>
+                      <a:off x="0" y="0"/>
+                      <a:ext cx="4972050" cy="2781300"/>
+                    </a:xfrm>
+                    <a:prstGeom prst="rect">
+                      <a:avLst/>
+                    </a:prstGeom>
+                  </pic:spPr>
+                </pic:pic>
+              </a:graphicData>
+            </a:graphic>
+          </wp:inline>
+        </w:drawing>
+      </w:r>
+    </w:p>
+    <w:p>
+      <w:pPr/>
+      <w:r>
         <w:t xml:space="preserve">Después se edita el documento, que pasa a ser más largo que lo guardado.</w:t>
       </w:r>
     </w:p>
@@ -2472,6 +2544,42 @@
     <w:p>
       <w:pPr/>
       <w:r>
+        <w:drawing>
+          <wp:inline distT="0" distB="0" distL="0" distR="0">
+            <wp:extent cx="4829175" cy="1143000"/>
+            <wp:docPr id="20" name="image20" descr="El documento actual muestra el texto ya editado"/>
+            <a:graphic xmlns:a="http://schemas.openxmlformats.org/drawingml/2006/main">
+              <a:graphicData uri="http://schemas.openxmlformats.org/drawingml/2006/picture">
+                <pic:pic xmlns:pic="http://schemas.openxmlformats.org/drawingml/2006/picture">
+                  <pic:nvPicPr>
+                    <pic:cNvPr id="20" name="image20" descr="El documento actual muestra el texto ya editado"/>
+                    <pic:cNvPicPr/>
+                  </pic:nvPicPr>
+                  <pic:blipFill>
+                    <a:blip r:embed="rId22"/>
+                    <a:stretch>
+                      <a:fillRect/>
+                    </a:stretch>
+                  </pic:blipFill>
+                  <pic:spPr>
+                    <a:xfrm>
+                      <a:off x="0" y="0"/>
+                      <a:ext cx="4829175" cy="1143000"/>
+                    </a:xfrm>
+                    <a:prstGeom prst="rect">
+                      <a:avLst/>
+                    </a:prstGeom>
+                  </pic:spPr>
+                </pic:pic>
+              </a:graphicData>
+            </a:graphic>
+          </wp:inline>
+        </w:drawing>
+      </w:r>
+    </w:p>
+    <w:p>
+      <w:pPr/>
+      <w:r>
         <w:t xml:space="preserve">Al imprimir, el contenido se recupera del archivo: la versión original, no la editada.</w:t>
       </w:r>
     </w:p>
@@ -2514,6 +2622,42 @@
     <w:p>
       <w:pPr/>
       <w:r>
+        <w:drawing>
+          <wp:inline distT="0" distB="0" distL="0" distR="0">
+            <wp:extent cx="5067300" cy="1571625"/>
+            <wp:docPr id="21" name="image21" descr="La impresora recupera el texto desde trabajo_01.txt"/>
+            <a:graphic xmlns:a="http://schemas.openxmlformats.org/drawingml/2006/main">
+              <a:graphicData uri="http://schemas.openxmlformats.org/drawingml/2006/picture">
+                <pic:pic xmlns:pic="http://schemas.openxmlformats.org/drawingml/2006/picture">
+                  <pic:nvPicPr>
+                    <pic:cNvPr id="21" name="image21" descr="La impresora recupera el texto desde trabajo_01.txt"/>
+                    <pic:cNvPicPr/>
+                  </pic:nvPicPr>
+                  <pic:blipFill>
+                    <a:blip r:embed="rId23"/>
+                    <a:stretch>
+                      <a:fillRect/>
+                    </a:stretch>
+                  </pic:blipFill>
+                  <pic:spPr>
+                    <a:xfrm>
+                      <a:off x="0" y="0"/>
+                      <a:ext cx="5067300" cy="1571625"/>
+                    </a:xfrm>
+                    <a:prstGeom prst="rect">
+                      <a:avLst/>
+                    </a:prstGeom>
+                  </pic:spPr>
+                </pic:pic>
+              </a:graphicData>
+            </a:graphic>
+          </wp:inline>
+        </w:drawing>
+      </w:r>
+    </w:p>
+    <w:p>
+      <w:pPr/>
+      <w:r>
         <w:t xml:space="preserve">Al finalizar, el trabajo pasa a Completado y entra al historial.</w:t>
       </w:r>
     </w:p>
@@ -2541,6 +2685,78 @@
                     <a:xfrm>
                       <a:off x="0" y="0"/>
                       <a:ext cx="5143500" cy="1104900"/>
+                    </a:xfrm>
+                    <a:prstGeom prst="rect">
+                      <a:avLst/>
+                    </a:prstGeom>
+                  </pic:spPr>
+                </pic:pic>
+              </a:graphicData>
+            </a:graphic>
+          </wp:inline>
+        </w:drawing>
+      </w:r>
+    </w:p>
+    <w:p>
+      <w:pPr/>
+      <w:r>
+        <w:drawing>
+          <wp:inline distT="0" distB="0" distL="0" distR="0">
+            <wp:extent cx="5143500" cy="1104900"/>
+            <wp:docPr id="22" name="image22" descr="Trabajo marcado como Completado y agregado al historial"/>
+            <a:graphic xmlns:a="http://schemas.openxmlformats.org/drawingml/2006/main">
+              <a:graphicData uri="http://schemas.openxmlformats.org/drawingml/2006/picture">
+                <pic:pic xmlns:pic="http://schemas.openxmlformats.org/drawingml/2006/picture">
+                  <pic:nvPicPr>
+                    <pic:cNvPr id="22" name="image22" descr="Trabajo marcado como Completado y agregado al historial"/>
+                    <pic:cNvPicPr/>
+                  </pic:nvPicPr>
+                  <pic:blipFill>
+                    <a:blip r:embed="rId24"/>
+                    <a:stretch>
+                      <a:fillRect/>
+                    </a:stretch>
+                  </pic:blipFill>
+                  <pic:spPr>
+                    <a:xfrm>
+                      <a:off x="0" y="0"/>
+                      <a:ext cx="5143500" cy="1104900"/>
+                    </a:xfrm>
+                    <a:prstGeom prst="rect">
+                      <a:avLst/>
+                    </a:prstGeom>
+                  </pic:spPr>
+                </pic:pic>
+              </a:graphicData>
+            </a:graphic>
+          </wp:inline>
+        </w:drawing>
+      </w:r>
+    </w:p>
+    <w:p>
+      <w:pPr/>
+      <w:r>
+        <w:drawing>
+          <wp:inline distT="0" distB="0" distL="0" distR="0">
+            <wp:extent cx="5019675" cy="971550"/>
+            <wp:docPr id="23" name="image23" descr="Historial de impresion con el trabajo Contrato completado"/>
+            <a:graphic xmlns:a="http://schemas.openxmlformats.org/drawingml/2006/main">
+              <a:graphicData uri="http://schemas.openxmlformats.org/drawingml/2006/picture">
+                <pic:pic xmlns:pic="http://schemas.openxmlformats.org/drawingml/2006/picture">
+                  <pic:nvPicPr>
+                    <pic:cNvPr id="23" name="image23" descr="Historial de impresion con el trabajo Contrato completado"/>
+                    <pic:cNvPicPr/>
+                  </pic:nvPicPr>
+                  <pic:blipFill>
+                    <a:blip r:embed="rId25"/>
+                    <a:stretch>
+                      <a:fillRect/>
+                    </a:stretch>
+                  </pic:blipFill>
+                  <pic:spPr>
+                    <a:xfrm>
+                      <a:off x="0" y="0"/>
+                      <a:ext cx="5019675" cy="971550"/>
                     </a:xfrm>
                     <a:prstGeom prst="rect">
                       <a:avLst/>
